--- a/technical_protection_of_information/практики/1/2026/Отчет_ПЗ1_Ковалев_ВКБ53.docx
+++ b/technical_protection_of_information/практики/1/2026/Отчет_ПЗ1_Ковалев_ВКБ53.docx
@@ -1002,21 +1002,7 @@
               <w:rPr>
                 <w:sz w:val="22"/>
               </w:rPr>
-              <w:t xml:space="preserve"> </w:t>
-            </w:r>
-            <w:proofErr w:type="spellStart"/>
-            <w:r>
-              <w:rPr>
-                <w:sz w:val="22"/>
-              </w:rPr>
-              <w:t>по</w:t>
-            </w:r>
-            <w:proofErr w:type="spellEnd"/>
-            <w:r>
-              <w:rPr>
-                <w:sz w:val="22"/>
-              </w:rPr>
-              <w:t xml:space="preserve"> </w:t>
+              <w:t xml:space="preserve"> по </w:t>
             </w:r>
             <w:proofErr w:type="spellStart"/>
             <w:r>
@@ -4289,40 +4275,6 @@
     </w:p>
     <w:p>
       <w:pPr>
-        <w:spacing w:after="0"/>
-        <w:ind w:firstLine="709"/>
-        <w:jc w:val="both"/>
-        <w:rPr>
-          <w:lang w:val="ru-RU"/>
-        </w:rPr>
-      </w:pPr>
-      <w:r>
-        <w:rPr>
-          <w:lang w:val="ru-RU"/>
-        </w:rPr>
-        <w:t xml:space="preserve">Подробное обоснование приведено в пояснительной записке № ПЗ-01. Геометрия и состав объектов для построения схемы приведены в документе № 40 и в файлах </w:t>
-      </w:r>
-      <w:r>
-        <w:t>CSV</w:t>
-      </w:r>
-      <w:r>
-        <w:rPr>
-          <w:lang w:val="ru-RU"/>
-        </w:rPr>
-        <w:t xml:space="preserve"> и </w:t>
-      </w:r>
-      <w:r>
-        <w:t>JSON</w:t>
-      </w:r>
-      <w:r>
-        <w:rPr>
-          <w:lang w:val="ru-RU"/>
-        </w:rPr>
-        <w:t>.</w:t>
-      </w:r>
-    </w:p>
-    <w:p>
-      <w:pPr>
         <w:rPr>
           <w:lang w:val="ru-RU"/>
         </w:rPr>
@@ -4363,157 +4315,55 @@
     </w:p>
     <w:p>
       <w:pPr>
-        <w:spacing w:after="0"/>
-        <w:ind w:firstLine="709"/>
-        <w:jc w:val="both"/>
-      </w:pPr>
-      <w:r>
-        <w:rPr>
-          <w:lang w:val="ru-RU"/>
-        </w:rPr>
-        <w:t xml:space="preserve">Ниже оставлено место для схемы, подготовленной в </w:t>
-      </w:r>
-      <w:r>
-        <w:t>Microsoft</w:t>
-      </w:r>
-      <w:r>
-        <w:rPr>
-          <w:lang w:val="ru-RU"/>
-        </w:rPr>
-        <w:t xml:space="preserve"> </w:t>
-      </w:r>
-      <w:r>
-        <w:t>Visio</w:t>
-      </w:r>
-      <w:r>
-        <w:rPr>
-          <w:lang w:val="ru-RU"/>
-        </w:rPr>
-        <w:t xml:space="preserve"> по экспликации и координатам из документа № 40. </w:t>
-      </w:r>
-      <w:proofErr w:type="spellStart"/>
-      <w:r>
-        <w:t>Рекомендуемый</w:t>
-      </w:r>
-      <w:proofErr w:type="spellEnd"/>
-      <w:r>
-        <w:t xml:space="preserve"> </w:t>
-      </w:r>
-      <w:proofErr w:type="spellStart"/>
-      <w:r>
-        <w:t>масштаб</w:t>
-      </w:r>
-      <w:proofErr w:type="spellEnd"/>
-      <w:r>
-        <w:t xml:space="preserve"> — 1:50, ориентация листа — альбомная.</w:t>
+        <w:spacing w:before="120" w:after="0"/>
+        <w:jc w:val="center"/>
+        <w:rPr>
+          <w:sz w:val="24"/>
+          <w:lang w:val="ru-RU"/>
+        </w:rPr>
+      </w:pPr>
+      <w:r>
+        <w:rPr>
+          <w:sz w:val="24"/>
+          <w:lang w:val="ru-RU"/>
+        </w:rPr>
+        <w:drawing>
+          <wp:inline distT="0" distB="0" distL="0" distR="0" wp14:anchorId="5BC43E4B" wp14:editId="48C502B3">
+            <wp:extent cx="5940425" cy="6634480"/>
+            <wp:effectExtent l="0" t="0" r="3175" b="0"/>
+            <wp:docPr id="422324427" name="Рисунок 1"/>
+            <wp:cNvGraphicFramePr>
+              <a:graphicFrameLocks xmlns:a="http://schemas.openxmlformats.org/drawingml/2006/main" noChangeAspect="1"/>
+            </wp:cNvGraphicFramePr>
+            <a:graphic xmlns:a="http://schemas.openxmlformats.org/drawingml/2006/main">
+              <a:graphicData uri="http://schemas.openxmlformats.org/drawingml/2006/picture">
+                <pic:pic xmlns:pic="http://schemas.openxmlformats.org/drawingml/2006/picture">
+                  <pic:nvPicPr>
+                    <pic:cNvPr id="422324427" name=""/>
+                    <pic:cNvPicPr/>
+                  </pic:nvPicPr>
+                  <pic:blipFill>
+                    <a:blip r:embed="rId9"/>
+                    <a:stretch>
+                      <a:fillRect/>
+                    </a:stretch>
+                  </pic:blipFill>
+                  <pic:spPr>
+                    <a:xfrm>
+                      <a:off x="0" y="0"/>
+                      <a:ext cx="5940425" cy="6634480"/>
+                    </a:xfrm>
+                    <a:prstGeom prst="rect">
+                      <a:avLst/>
+                    </a:prstGeom>
+                  </pic:spPr>
+                </pic:pic>
+              </a:graphicData>
+            </a:graphic>
+          </wp:inline>
+        </w:drawing>
       </w:r>
     </w:p>
-    <w:tbl>
-      <w:tblPr>
-        <w:tblW w:w="0" w:type="auto"/>
-        <w:jc w:val="center"/>
-        <w:tblBorders>
-          <w:top w:val="single" w:sz="10" w:space="0" w:color="7F7F7F"/>
-          <w:left w:val="single" w:sz="10" w:space="0" w:color="7F7F7F"/>
-          <w:bottom w:val="single" w:sz="10" w:space="0" w:color="7F7F7F"/>
-          <w:right w:val="single" w:sz="10" w:space="0" w:color="7F7F7F"/>
-          <w:insideH w:val="single" w:sz="10" w:space="0" w:color="7F7F7F"/>
-          <w:insideV w:val="single" w:sz="10" w:space="0" w:color="7F7F7F"/>
-        </w:tblBorders>
-        <w:tblLayout w:type="fixed"/>
-        <w:tblLook w:val="04A0" w:firstRow="1" w:lastRow="0" w:firstColumn="1" w:lastColumn="0" w:noHBand="0" w:noVBand="1"/>
-      </w:tblPr>
-      <w:tblGrid>
-        <w:gridCol w:w="9071"/>
-      </w:tblGrid>
-      <w:tr>
-        <w:trPr>
-          <w:trHeight w:hRule="exact" w:val="8220"/>
-          <w:jc w:val="center"/>
-        </w:trPr>
-        <w:tc>
-          <w:tcPr>
-            <w:tcW w:w="9071" w:type="dxa"/>
-            <w:vAlign w:val="center"/>
-          </w:tcPr>
-          <w:p>
-            <w:pPr>
-              <w:jc w:val="center"/>
-              <w:rPr>
-                <w:lang w:val="ru-RU"/>
-              </w:rPr>
-            </w:pPr>
-            <w:r>
-              <w:rPr>
-                <w:b/>
-                <w:color w:val="7F7F7F"/>
-                <w:lang w:val="ru-RU"/>
-              </w:rPr>
-              <w:t xml:space="preserve">МЕСТО ДЛЯ ПЛАНА ПОМЕЩЕНИЯ ИЗ </w:t>
-            </w:r>
-            <w:r>
-              <w:rPr>
-                <w:b/>
-                <w:color w:val="7F7F7F"/>
-              </w:rPr>
-              <w:t>VISIO</w:t>
-            </w:r>
-          </w:p>
-          <w:p>
-            <w:pPr>
-              <w:jc w:val="center"/>
-            </w:pPr>
-            <w:r>
-              <w:rPr>
-                <w:color w:val="7F7F7F"/>
-                <w:sz w:val="22"/>
-                <w:lang w:val="ru-RU"/>
-              </w:rPr>
-              <w:t xml:space="preserve">Вставить схему 12,0 × 8,4 м с помещениями 01–08, дверями, окнами, мебелью, шестью </w:t>
-            </w:r>
-            <w:r>
-              <w:rPr>
-                <w:color w:val="7F7F7F"/>
-                <w:sz w:val="22"/>
-              </w:rPr>
-              <w:t xml:space="preserve">АРМ, </w:t>
-            </w:r>
-            <w:proofErr w:type="spellStart"/>
-            <w:r>
-              <w:rPr>
-                <w:color w:val="7F7F7F"/>
-                <w:sz w:val="22"/>
-              </w:rPr>
-              <w:t>средствами</w:t>
-            </w:r>
-            <w:proofErr w:type="spellEnd"/>
-            <w:r>
-              <w:rPr>
-                <w:color w:val="7F7F7F"/>
-                <w:sz w:val="22"/>
-              </w:rPr>
-              <w:t xml:space="preserve"> </w:t>
-            </w:r>
-            <w:proofErr w:type="spellStart"/>
-            <w:r>
-              <w:rPr>
-                <w:color w:val="7F7F7F"/>
-                <w:sz w:val="22"/>
-              </w:rPr>
-              <w:t>защиты</w:t>
-            </w:r>
-            <w:proofErr w:type="spellEnd"/>
-            <w:r>
-              <w:rPr>
-                <w:color w:val="7F7F7F"/>
-                <w:sz w:val="22"/>
-              </w:rPr>
-              <w:t xml:space="preserve"> и маршрутом к выходу.</w:t>
-            </w:r>
-          </w:p>
-        </w:tc>
-      </w:tr>
-    </w:tbl>
     <w:p>
       <w:pPr>
         <w:spacing w:before="120" w:after="0"/>
@@ -7651,15 +7501,7 @@
           <w:bCs w:val="0"/>
           <w:lang w:val="ru-RU"/>
         </w:rPr>
-        <w:t xml:space="preserve">Вопрос </w:t>
-      </w:r>
-      <w:r>
-        <w:rPr>
-          <w:rFonts w:ascii="Times New Roman" w:eastAsia="Times New Roman" w:hAnsi="Times New Roman"/>
-          <w:bCs w:val="0"/>
-          <w:lang w:val="ru-RU"/>
-        </w:rPr>
-        <w:t>1.</w:t>
+        <w:t>Вопрос 1.</w:t>
       </w:r>
       <w:r>
         <w:rPr>
@@ -7716,15 +7558,7 @@
           <w:bCs w:val="0"/>
           <w:lang w:val="ru-RU"/>
         </w:rPr>
-        <w:t xml:space="preserve">Вопрос </w:t>
-      </w:r>
-      <w:r>
-        <w:rPr>
-          <w:rFonts w:ascii="Times New Roman" w:eastAsia="Times New Roman" w:hAnsi="Times New Roman"/>
-          <w:bCs w:val="0"/>
-          <w:lang w:val="ru-RU"/>
-        </w:rPr>
-        <w:t>2.</w:t>
+        <w:t>Вопрос 2.</w:t>
       </w:r>
       <w:r>
         <w:rPr>
@@ -7845,15 +7679,7 @@
           <w:bCs w:val="0"/>
           <w:lang w:val="ru-RU"/>
         </w:rPr>
-        <w:t xml:space="preserve">Вопрос </w:t>
-      </w:r>
-      <w:r>
-        <w:rPr>
-          <w:rFonts w:ascii="Times New Roman" w:eastAsia="Times New Roman" w:hAnsi="Times New Roman"/>
-          <w:bCs w:val="0"/>
-          <w:lang w:val="ru-RU"/>
-        </w:rPr>
-        <w:t>3.</w:t>
+        <w:t>Вопрос 3.</w:t>
       </w:r>
       <w:r>
         <w:rPr>
@@ -7975,15 +7801,7 @@
           <w:bCs w:val="0"/>
           <w:lang w:val="ru-RU"/>
         </w:rPr>
-        <w:t xml:space="preserve">Вопрос </w:t>
-      </w:r>
-      <w:r>
-        <w:rPr>
-          <w:rFonts w:ascii="Times New Roman" w:eastAsia="Times New Roman" w:hAnsi="Times New Roman"/>
-          <w:bCs w:val="0"/>
-          <w:lang w:val="ru-RU"/>
-        </w:rPr>
-        <w:t>4.</w:t>
+        <w:t>Вопрос 4.</w:t>
       </w:r>
       <w:r>
         <w:rPr>
@@ -8056,15 +7874,7 @@
           <w:bCs w:val="0"/>
           <w:lang w:val="ru-RU"/>
         </w:rPr>
-        <w:t xml:space="preserve">Вопрос </w:t>
-      </w:r>
-      <w:r>
-        <w:rPr>
-          <w:rFonts w:ascii="Times New Roman" w:eastAsia="Times New Roman" w:hAnsi="Times New Roman"/>
-          <w:bCs w:val="0"/>
-          <w:lang w:val="ru-RU"/>
-        </w:rPr>
-        <w:t>5.</w:t>
+        <w:t>Вопрос 5.</w:t>
       </w:r>
       <w:r>
         <w:rPr>
@@ -8336,6 +8146,7 @@
     <w:p>
       <w:pPr>
         <w:spacing w:after="0"/>
+        <w:ind w:firstLine="720"/>
         <w:jc w:val="both"/>
         <w:rPr>
           <w:lang w:val="ru-RU"/>
@@ -8351,6 +8162,7 @@
     <w:p>
       <w:pPr>
         <w:spacing w:after="0"/>
+        <w:ind w:firstLine="720"/>
         <w:jc w:val="both"/>
         <w:rPr>
           <w:lang w:val="ru-RU"/>
@@ -8366,6 +8178,7 @@
     <w:p>
       <w:pPr>
         <w:spacing w:after="0"/>
+        <w:ind w:firstLine="720"/>
         <w:jc w:val="both"/>
         <w:rPr>
           <w:lang w:val="ru-RU"/>
@@ -8381,6 +8194,7 @@
     <w:p>
       <w:pPr>
         <w:spacing w:after="0"/>
+        <w:ind w:firstLine="720"/>
         <w:jc w:val="both"/>
         <w:rPr>
           <w:lang w:val="ru-RU"/>
@@ -8396,6 +8210,7 @@
     <w:p>
       <w:pPr>
         <w:spacing w:after="0"/>
+        <w:ind w:firstLine="720"/>
         <w:jc w:val="both"/>
         <w:rPr>
           <w:lang w:val="ru-RU"/>
@@ -8411,6 +8226,7 @@
     <w:p>
       <w:pPr>
         <w:spacing w:after="0"/>
+        <w:ind w:firstLine="720"/>
         <w:jc w:val="both"/>
         <w:rPr>
           <w:lang w:val="ru-RU"/>
@@ -8426,6 +8242,7 @@
     <w:p>
       <w:pPr>
         <w:spacing w:after="0"/>
+        <w:ind w:firstLine="720"/>
         <w:jc w:val="both"/>
         <w:rPr>
           <w:lang w:val="ru-RU"/>
@@ -8481,6 +8298,7 @@
     <w:p>
       <w:pPr>
         <w:spacing w:after="0"/>
+        <w:ind w:firstLine="720"/>
         <w:jc w:val="both"/>
         <w:rPr>
           <w:lang w:val="ru-RU"/>
@@ -8525,10 +8343,10 @@
       </w:r>
     </w:p>
     <w:sectPr>
-      <w:headerReference w:type="default" r:id="rId9"/>
-      <w:footerReference w:type="default" r:id="rId10"/>
-      <w:headerReference w:type="first" r:id="rId11"/>
-      <w:footerReference w:type="first" r:id="rId12"/>
+      <w:headerReference w:type="default" r:id="rId10"/>
+      <w:footerReference w:type="default" r:id="rId11"/>
+      <w:headerReference w:type="first" r:id="rId12"/>
+      <w:footerReference w:type="first" r:id="rId13"/>
       <w:pgSz w:w="11906" w:h="16838"/>
       <w:pgMar w:top="1134" w:right="850" w:bottom="1134" w:left="1701" w:header="567" w:footer="567" w:gutter="0"/>
       <w:cols w:space="720"/>
